--- a/Five/BSIT/МихайличБСИТ_ЛабX.docx
+++ b/Five/BSIT/МихайличБСИТ_ЛабX.docx
@@ -593,7 +593,7 @@
         <w:rPr>
           <w:rFonts w:cs="Times New Roman"/>
         </w:rPr>
-        <w:t>Ассистент</w:t>
+        <w:t>Старший преподаватель</w:t>
       </w:r>
       <w:r>
         <w:rPr>
